--- a/отчет_2.docx
+++ b/отчет_2.docx
@@ -586,6 +586,7 @@
           <w:tab w:val="left" w:pos="2925"/>
         </w:tabs>
         <w:spacing w:after="0" w:line="360" w:lineRule="exact"/>
+        <w:jc w:val="center"/>
         <w:rPr>
           <w:rFonts w:ascii="Times New Roman" w:hAnsi="Times New Roman" w:cs="Times New Roman"/>
           <w:sz w:val="28"/>
@@ -598,51 +599,7 @@
           <w:sz w:val="28"/>
           <w:szCs w:val="28"/>
         </w:rPr>
-        <w:t xml:space="preserve">Выполнил:                                                          </w:t>
-      </w:r>
-      <w:r>
-        <w:rPr>
-          <w:rFonts w:hint="default" w:ascii="Times New Roman" w:hAnsi="Times New Roman" w:cs="Times New Roman"/>
-          <w:sz w:val="28"/>
-          <w:szCs w:val="28"/>
-          <w:lang w:val="ru-RU"/>
-        </w:rPr>
-        <w:tab/>
-      </w:r>
-      <w:r>
-        <w:rPr>
-          <w:rFonts w:hint="default" w:ascii="Times New Roman" w:hAnsi="Times New Roman" w:cs="Times New Roman"/>
-          <w:sz w:val="28"/>
-          <w:szCs w:val="28"/>
-          <w:lang w:val="ru-RU"/>
-        </w:rPr>
-        <w:tab/>
-      </w:r>
-      <w:r>
-        <w:rPr>
-          <w:rFonts w:hint="default" w:ascii="Times New Roman" w:hAnsi="Times New Roman" w:cs="Times New Roman"/>
-          <w:sz w:val="28"/>
-          <w:szCs w:val="28"/>
-          <w:lang w:val="ru-RU"/>
-        </w:rPr>
-        <w:tab/>
-      </w:r>
-      <w:r>
-        <w:rPr>
-          <w:rFonts w:hint="default" w:ascii="Times New Roman" w:hAnsi="Times New Roman" w:cs="Times New Roman"/>
-          <w:sz w:val="28"/>
-          <w:szCs w:val="28"/>
-          <w:lang w:val="ru-RU"/>
-        </w:rPr>
-        <w:t>Гетманчук Д. Г.</w:t>
-      </w:r>
-      <w:r>
-        <w:rPr>
-          <w:rFonts w:ascii="Times New Roman" w:hAnsi="Times New Roman" w:cs="Times New Roman"/>
-          <w:sz w:val="28"/>
-          <w:szCs w:val="28"/>
-        </w:rPr>
-        <w:t xml:space="preserve">                         </w:t>
+        <w:t xml:space="preserve">Выполнил:                                                                                   Проверила:                              </w:t>
       </w:r>
     </w:p>
     <w:p>
@@ -651,6 +608,7 @@
           <w:tab w:val="left" w:pos="2925"/>
         </w:tabs>
         <w:spacing w:after="0" w:line="360" w:lineRule="exact"/>
+        <w:jc w:val="center"/>
         <w:rPr>
           <w:rFonts w:ascii="Times New Roman" w:hAnsi="Times New Roman" w:cs="Times New Roman"/>
           <w:sz w:val="28"/>
@@ -663,69 +621,23 @@
           <w:sz w:val="28"/>
           <w:szCs w:val="28"/>
         </w:rPr>
-        <w:t xml:space="preserve">Проверила:                          </w:t>
-      </w:r>
-      <w:r>
-        <w:rPr>
-          <w:rFonts w:hint="default" w:ascii="Times New Roman" w:hAnsi="Times New Roman" w:cs="Times New Roman"/>
-          <w:sz w:val="28"/>
-          <w:szCs w:val="28"/>
-          <w:lang w:val="ru-RU"/>
+        <w:t xml:space="preserve">ст. гр.410901                                                                            </w:t>
+      </w:r>
+      <w:r>
+        <w:rPr>
+          <w:rFonts w:ascii="Times New Roman" w:hAnsi="Times New Roman" w:cs="Times New Roman"/>
+          <w:sz w:val="28"/>
+          <w:szCs w:val="28"/>
         </w:rPr>
         <w:tab/>
       </w:r>
       <w:r>
         <w:rPr>
-          <w:rFonts w:hint="default" w:ascii="Times New Roman" w:hAnsi="Times New Roman" w:cs="Times New Roman"/>
-          <w:sz w:val="28"/>
-          <w:szCs w:val="28"/>
-          <w:lang w:val="ru-RU"/>
-        </w:rPr>
-        <w:tab/>
-      </w:r>
-      <w:r>
-        <w:rPr>
-          <w:rFonts w:hint="default" w:ascii="Times New Roman" w:hAnsi="Times New Roman" w:cs="Times New Roman"/>
-          <w:sz w:val="28"/>
-          <w:szCs w:val="28"/>
-          <w:lang w:val="ru-RU"/>
-        </w:rPr>
-        <w:tab/>
-      </w:r>
-      <w:r>
-        <w:rPr>
-          <w:rFonts w:hint="default" w:ascii="Times New Roman" w:hAnsi="Times New Roman" w:cs="Times New Roman"/>
-          <w:sz w:val="28"/>
-          <w:szCs w:val="28"/>
-          <w:lang w:val="ru-RU"/>
-        </w:rPr>
-        <w:tab/>
-      </w:r>
-      <w:r>
-        <w:rPr>
-          <w:rFonts w:hint="default" w:ascii="Times New Roman" w:hAnsi="Times New Roman" w:cs="Times New Roman"/>
-          <w:sz w:val="28"/>
-          <w:szCs w:val="28"/>
-          <w:lang w:val="ru-RU"/>
-        </w:rPr>
-        <w:tab/>
-      </w:r>
-      <w:r>
-        <w:rPr>
-          <w:rFonts w:hint="default" w:ascii="Times New Roman" w:hAnsi="Times New Roman" w:cs="Times New Roman"/>
-          <w:sz w:val="28"/>
-          <w:szCs w:val="28"/>
-          <w:lang w:val="ru-RU"/>
-        </w:rPr>
-        <w:t xml:space="preserve">        </w:t>
-      </w:r>
-      <w:r>
-        <w:rPr>
           <w:rFonts w:ascii="Times New Roman" w:hAnsi="Times New Roman" w:cs="Times New Roman"/>
           <w:sz w:val="28"/>
           <w:szCs w:val="28"/>
         </w:rPr>
-        <w:t xml:space="preserve">  Болтак С.В.</w:t>
+        <w:t xml:space="preserve"> Болтак С.В.</w:t>
       </w:r>
     </w:p>
     <w:p>
@@ -734,18 +646,31 @@
           <w:tab w:val="left" w:pos="2925"/>
         </w:tabs>
         <w:spacing w:after="0" w:line="360" w:lineRule="exact"/>
-        <w:rPr>
-          <w:rFonts w:ascii="Times New Roman" w:hAnsi="Times New Roman" w:cs="Times New Roman"/>
-          <w:sz w:val="28"/>
-          <w:szCs w:val="28"/>
-        </w:rPr>
-      </w:pPr>
-    </w:p>
-    <w:p>
-      <w:pPr>
-        <w:tabs>
-          <w:tab w:val="left" w:pos="2925"/>
-        </w:tabs>
+        <w:ind w:firstLine="420" w:firstLineChars="150"/>
+        <w:jc w:val="both"/>
+        <w:rPr>
+          <w:rFonts w:hint="default" w:ascii="Times New Roman" w:hAnsi="Times New Roman" w:cs="Times New Roman"/>
+          <w:i w:val="0"/>
+          <w:iCs/>
+          <w:sz w:val="28"/>
+          <w:szCs w:val="28"/>
+          <w:lang w:val="ru-RU"/>
+        </w:rPr>
+      </w:pPr>
+      <w:r>
+        <w:rPr>
+          <w:rFonts w:hint="default" w:ascii="Times New Roman" w:hAnsi="Times New Roman" w:cs="Times New Roman"/>
+          <w:i w:val="0"/>
+          <w:iCs/>
+          <w:sz w:val="28"/>
+          <w:szCs w:val="28"/>
+          <w:lang w:val="ru-RU"/>
+        </w:rPr>
+        <w:t>Гетманчук Д. Г.</w:t>
+      </w:r>
+    </w:p>
+    <w:p>
+      <w:pPr>
         <w:spacing w:after="0" w:line="360" w:lineRule="exact"/>
         <w:jc w:val="center"/>
         <w:rPr>
@@ -791,6 +716,8 @@
           <w:szCs w:val="28"/>
         </w:rPr>
       </w:pPr>
+      <w:bookmarkStart w:id="0" w:name="_GoBack"/>
+      <w:bookmarkEnd w:id="0"/>
     </w:p>
     <w:p>
       <w:pPr>
@@ -807,7 +734,7 @@
     <w:p>
       <w:pPr>
         <w:spacing w:after="0" w:line="360" w:lineRule="exact"/>
-        <w:jc w:val="center"/>
+        <w:jc w:val="both"/>
         <w:rPr>
           <w:rFonts w:ascii="Times New Roman" w:hAnsi="Times New Roman" w:cs="Times New Roman"/>
           <w:i/>
@@ -819,58 +746,45 @@
     <w:p>
       <w:pPr>
         <w:spacing w:after="0" w:line="360" w:lineRule="exact"/>
-        <w:jc w:val="both"/>
+        <w:jc w:val="center"/>
         <w:rPr>
           <w:rFonts w:ascii="Times New Roman" w:hAnsi="Times New Roman" w:cs="Times New Roman"/>
-          <w:i/>
-          <w:sz w:val="28"/>
-          <w:szCs w:val="28"/>
-        </w:rPr>
-      </w:pPr>
-    </w:p>
-    <w:p>
-      <w:pPr>
-        <w:spacing w:after="0" w:line="360" w:lineRule="exact"/>
-        <w:jc w:val="center"/>
+          <w:sz w:val="28"/>
+          <w:szCs w:val="28"/>
+        </w:rPr>
+      </w:pPr>
+      <w:r>
         <w:rPr>
           <w:rFonts w:ascii="Times New Roman" w:hAnsi="Times New Roman" w:cs="Times New Roman"/>
           <w:sz w:val="28"/>
           <w:szCs w:val="28"/>
         </w:rPr>
-      </w:pPr>
-      <w:r>
+        <w:t>Минск 2026</w:t>
+      </w:r>
+    </w:p>
+    <w:p>
+      <w:pPr>
+        <w:spacing w:after="0" w:line="360" w:lineRule="exact"/>
+        <w:ind w:left="0" w:leftChars="0" w:firstLine="0" w:firstLineChars="0"/>
+        <w:jc w:val="left"/>
         <w:rPr>
           <w:rFonts w:ascii="Times New Roman" w:hAnsi="Times New Roman" w:cs="Times New Roman"/>
           <w:sz w:val="28"/>
           <w:szCs w:val="28"/>
         </w:rPr>
-        <w:t>Минск 2026</w:t>
-      </w:r>
-    </w:p>
-    <w:p>
-      <w:pPr>
-        <w:spacing w:after="0" w:line="360" w:lineRule="exact"/>
-        <w:ind w:left="0" w:leftChars="0" w:firstLine="0" w:firstLineChars="0"/>
-        <w:jc w:val="left"/>
+      </w:pPr>
+      <w:r>
         <w:rPr>
           <w:rFonts w:ascii="Times New Roman" w:hAnsi="Times New Roman" w:cs="Times New Roman"/>
           <w:sz w:val="28"/>
           <w:szCs w:val="28"/>
         </w:rPr>
-      </w:pPr>
-      <w:r>
-        <w:rPr>
-          <w:rFonts w:ascii="Times New Roman" w:hAnsi="Times New Roman" w:cs="Times New Roman"/>
-          <w:sz w:val="28"/>
-          <w:szCs w:val="28"/>
-        </w:rPr>
         <w:br w:type="page"/>
       </w:r>
     </w:p>
     <w:p>
       <w:pPr>
         <w:spacing w:after="0" w:line="360" w:lineRule="exact"/>
-        <w:ind w:left="0" w:leftChars="0" w:firstLine="0" w:firstLineChars="0"/>
         <w:jc w:val="left"/>
         <w:rPr>
           <w:rFonts w:hint="default" w:ascii="Times New Roman" w:hAnsi="Times New Roman" w:eastAsia="SimSun" w:cs="Times New Roman"/>
@@ -5223,8 +5137,6 @@
         </w:rPr>
         <w:t>Роль TTL в IP-пакетах: Это поле ограничивает количество «прыжков» пакета через роутеры, предотвращая его бесконечное зацикливание при ошибках маршрутизации. На базе уменьшения TTL также работает утилита tracert, фиксирующая адреса промежуточных узлов.</w:t>
       </w:r>
-      <w:bookmarkStart w:id="0" w:name="_GoBack"/>
-      <w:bookmarkEnd w:id="0"/>
     </w:p>
     <w:sectPr>
       <w:pgSz w:w="11906" w:h="16838"/>
@@ -5417,7 +5329,7 @@
     <w:lsdException w:uiPriority="99" w:name="Document Map"/>
     <w:lsdException w:uiPriority="99" w:name="Plain Text"/>
     <w:lsdException w:uiPriority="99" w:name="E-mail Signature"/>
-    <w:lsdException w:uiPriority="99" w:name="Normal (Web)"/>
+    <w:lsdException w:qFormat="1" w:uiPriority="99" w:name="Normal (Web)"/>
     <w:lsdException w:uiPriority="99" w:name="HTML Acronym"/>
     <w:lsdException w:uiPriority="99" w:name="HTML Address"/>
     <w:lsdException w:uiPriority="99" w:name="HTML Cite"/>
@@ -5583,6 +5495,7 @@
     <w:basedOn w:val="1"/>
     <w:semiHidden/>
     <w:unhideWhenUsed/>
+    <w:qFormat/>
     <w:uiPriority w:val="99"/>
     <w:pPr>
       <w:spacing w:before="0" w:beforeAutospacing="1" w:after="0" w:afterAutospacing="1"/>
